--- a/VisionGrounded_Network_Security_Problem_Framing.docx
+++ b/VisionGrounded_Network_Security_Problem_Framing.docx
@@ -255,6 +255,574 @@
           <w:bCs/>
           <w:color w:val="1F3864"/>
         </w:rPr>
+        <w:t xml:space="preserve">Design Trade-off: Full Corpus vs. Retrieval (RAG)</w:t>
+      </w:r>
+    </w:p>
+    <w:p>
+      <w:pPr>
+        <w:spacing w:after="160" w:line="276"/>
+      </w:pPr>
+      <w:r>
+        <w:t xml:space="preserve">It's worth being precise about what our current design actually does, because the term “RAG” gets used loosely. Right now, every single classification call sends the entire reference corpus — every CAPEC and CVE entry we've hand-verified — into the prompt, in full, along with the traffic image. Claude never sees a partial list; the whole answer key is in front of it every time. That's closer to what's sometimes called “context-stuffing” than to real retrieval-augmented generation (RAG), where a system would first search for just the handful of entries relevant to that specific sample, and send only those.</w:t>
+      </w:r>
+    </w:p>
+    <w:p>
+      <w:pPr>
+        <w:spacing w:after="160" w:line="276"/>
+      </w:pPr>
+      <w:r>
+        <w:t xml:space="preserve">We chose full-corpus context-stuffing deliberately for this stage of the work, not by accident:</w:t>
+      </w:r>
+    </w:p>
+    <w:p>
+      <w:pPr>
+        <w:pStyle w:val="ListParagraph"/>
+        <w:numPr>
+          <w:ilvl w:val="0"/>
+          <w:numId w:val="2"/>
+        </w:numPr>
+        <w:spacing w:after="100" w:line="276"/>
+      </w:pPr>
+      <w:r>
+        <w:t xml:space="preserve">It guarantees the right answer is always available. If the correct CAPEC or CVE entry exists in our corpus, it is always in front of the model — there's no separate search step that could miss it or rank it too low to include.</w:t>
+      </w:r>
+    </w:p>
+    <w:p>
+      <w:pPr>
+        <w:pStyle w:val="ListParagraph"/>
+        <w:numPr>
+          <w:ilvl w:val="0"/>
+          <w:numId w:val="2"/>
+        </w:numPr>
+        <w:spacing w:after="100" w:line="276"/>
+      </w:pPr>
+      <w:r>
+        <w:t xml:space="preserve">It removes a whole category of failure from this research. We're specifically measuring whether the model can be trusted to cite correctly and decline appropriately when it doesn't have grounds — mixing in retrieval quality as a second variable would make it harder to isolate that.</w:t>
+      </w:r>
+    </w:p>
+    <w:p>
+      <w:pPr>
+        <w:pStyle w:val="ListParagraph"/>
+        <w:numPr>
+          <w:ilvl w:val="0"/>
+          <w:numId w:val="2"/>
+        </w:numPr>
+        <w:spacing w:after="100" w:line="276"/>
+      </w:pPr>
+      <w:r>
+        <w:t xml:space="preserve">It was simple to build and verify. No embeddings, no vector index, no separate retrieval pipeline to test and validate — just one prompt, one API call, one thing to get right.</w:t>
+      </w:r>
+    </w:p>
+    <w:p>
+      <w:pPr>
+        <w:spacing w:after="160" w:line="276"/>
+      </w:pPr>
+      <w:r>
+        <w:t xml:space="preserve">The cost of that choice: every call resends the full corpus as text, so the prompt's input-token cost and latency scale with corpus size, not with how much of it is actually relevant to that one sample. Today's corpus is small enough that this doesn't matter. It won't stay small forever — every new CAPEC or CVE entry we verify and add makes every future call to Claude larger and more expensive, even for samples that only need one or two of those entries.</w:t>
+      </w:r>
+    </w:p>
+    <w:p>
+      <w:pPr>
+        <w:spacing w:after="160" w:line="276"/>
+      </w:pPr>
+      <w:r>
+        <w:t xml:space="preserve">A production version would likely move to real RAG: embed the corpus once into a vector index (inside the Agent Node, so it stays local), and at classification time retrieve only the top few entries relevant to that traffic sample instead of sending all of them. The table below summarizes the trade-off:</w:t>
+      </w:r>
+    </w:p>
+    <w:tbl>
+      <w:tblPr>
+        <w:tblW w:type="dxa" w:w="9300"/>
+        <w:tblBorders>
+          <w:top w:val="single" w:color="auto" w:sz="4"/>
+          <w:left w:val="single" w:color="auto" w:sz="4"/>
+          <w:bottom w:val="single" w:color="auto" w:sz="4"/>
+          <w:right w:val="single" w:color="auto" w:sz="4"/>
+          <w:insideH w:val="single" w:color="auto" w:sz="4"/>
+          <w:insideV w:val="single" w:color="auto" w:sz="4"/>
+        </w:tblBorders>
+      </w:tblPr>
+      <w:tblGrid>
+        <w:gridCol w:w="2400"/>
+        <w:gridCol w:w="3450"/>
+        <w:gridCol w:w="3450"/>
+      </w:tblGrid>
+      <w:tr>
+        <w:trPr>
+          <w:tblHeader/>
+        </w:trPr>
+        <w:tc>
+          <w:tcPr>
+            <w:tcW w:type="dxa" w:w="2400"/>
+            <w:shd w:fill="1F3864" w:val="clear"/>
+            <w:tcMar>
+              <w:top w:type="dxa" w:w="80"/>
+              <w:left w:type="dxa" w:w="100"/>
+              <w:bottom w:type="dxa" w:w="80"/>
+              <w:right w:type="dxa" w:w="100"/>
+            </w:tcMar>
+          </w:tcPr>
+          <w:p>
+            <w:r>
+              <w:rPr>
+                <w:b/>
+                <w:bCs/>
+                <w:color w:val="FFFFFF"/>
+                <w:sz w:val="20"/>
+                <w:szCs w:val="20"/>
+              </w:rPr>
+              <w:t xml:space="preserve"/>
+            </w:r>
+          </w:p>
+        </w:tc>
+        <w:tc>
+          <w:tcPr>
+            <w:tcW w:type="dxa" w:w="3450"/>
+            <w:shd w:fill="1F3864" w:val="clear"/>
+            <w:tcMar>
+              <w:top w:type="dxa" w:w="80"/>
+              <w:left w:type="dxa" w:w="100"/>
+              <w:bottom w:type="dxa" w:w="80"/>
+              <w:right w:type="dxa" w:w="100"/>
+            </w:tcMar>
+          </w:tcPr>
+          <w:p>
+            <w:r>
+              <w:rPr>
+                <w:b/>
+                <w:bCs/>
+                <w:color w:val="FFFFFF"/>
+                <w:sz w:val="20"/>
+                <w:szCs w:val="20"/>
+              </w:rPr>
+              <w:t xml:space="preserve">Full corpus (current)</w:t>
+            </w:r>
+          </w:p>
+        </w:tc>
+        <w:tc>
+          <w:tcPr>
+            <w:tcW w:type="dxa" w:w="3450"/>
+            <w:shd w:fill="1F3864" w:val="clear"/>
+            <w:tcMar>
+              <w:top w:type="dxa" w:w="80"/>
+              <w:left w:type="dxa" w:w="100"/>
+              <w:bottom w:type="dxa" w:w="80"/>
+              <w:right w:type="dxa" w:w="100"/>
+            </w:tcMar>
+          </w:tcPr>
+          <w:p>
+            <w:r>
+              <w:rPr>
+                <w:b/>
+                <w:bCs/>
+                <w:color w:val="FFFFFF"/>
+                <w:sz w:val="20"/>
+                <w:szCs w:val="20"/>
+              </w:rPr>
+              <w:t xml:space="preserve">Retrieval / RAG</w:t>
+            </w:r>
+          </w:p>
+        </w:tc>
+      </w:tr>
+      <w:tr>
+        <w:tc>
+          <w:tcPr>
+            <w:tcW w:type="dxa" w:w="2400"/>
+            <w:shd w:fill="EAF1F8" w:val="clear"/>
+            <w:tcMar>
+              <w:top w:type="dxa" w:w="80"/>
+              <w:left w:type="dxa" w:w="100"/>
+              <w:bottom w:type="dxa" w:w="80"/>
+              <w:right w:type="dxa" w:w="100"/>
+            </w:tcMar>
+          </w:tcPr>
+          <w:p>
+            <w:r>
+              <w:rPr>
+                <w:b w:val="false"/>
+                <w:bCs w:val="false"/>
+                <w:color w:val="000000"/>
+                <w:sz w:val="20"/>
+                <w:szCs w:val="20"/>
+              </w:rPr>
+              <w:t xml:space="preserve">What's sent to Claude</w:t>
+            </w:r>
+          </w:p>
+        </w:tc>
+        <w:tc>
+          <w:tcPr>
+            <w:tcW w:type="dxa" w:w="3450"/>
+            <w:shd w:fill="EAF1F8" w:val="clear"/>
+            <w:tcMar>
+              <w:top w:type="dxa" w:w="80"/>
+              <w:left w:type="dxa" w:w="100"/>
+              <w:bottom w:type="dxa" w:w="80"/>
+              <w:right w:type="dxa" w:w="100"/>
+            </w:tcMar>
+          </w:tcPr>
+          <w:p>
+            <w:r>
+              <w:rPr>
+                <w:b w:val="false"/>
+                <w:bCs w:val="false"/>
+                <w:color w:val="000000"/>
+                <w:sz w:val="20"/>
+                <w:szCs w:val="20"/>
+              </w:rPr>
+              <w:t xml:space="preserve">The entire verified corpus, every call</w:t>
+            </w:r>
+          </w:p>
+        </w:tc>
+        <w:tc>
+          <w:tcPr>
+            <w:tcW w:type="dxa" w:w="3450"/>
+            <w:shd w:fill="EAF1F8" w:val="clear"/>
+            <w:tcMar>
+              <w:top w:type="dxa" w:w="80"/>
+              <w:left w:type="dxa" w:w="100"/>
+              <w:bottom w:type="dxa" w:w="80"/>
+              <w:right w:type="dxa" w:w="100"/>
+            </w:tcMar>
+          </w:tcPr>
+          <w:p>
+            <w:r>
+              <w:rPr>
+                <w:b w:val="false"/>
+                <w:bCs w:val="false"/>
+                <w:color w:val="000000"/>
+                <w:sz w:val="20"/>
+                <w:szCs w:val="20"/>
+              </w:rPr>
+              <w:t xml:space="preserve">Only the top few entries retrieved as relevant to that sample</w:t>
+            </w:r>
+          </w:p>
+        </w:tc>
+      </w:tr>
+      <w:tr>
+        <w:tc>
+          <w:tcPr>
+            <w:tcW w:type="dxa" w:w="2400"/>
+            <w:tcMar>
+              <w:top w:type="dxa" w:w="80"/>
+              <w:left w:type="dxa" w:w="100"/>
+              <w:bottom w:type="dxa" w:w="80"/>
+              <w:right w:type="dxa" w:w="100"/>
+            </w:tcMar>
+          </w:tcPr>
+          <w:p>
+            <w:r>
+              <w:rPr>
+                <w:b w:val="false"/>
+                <w:bCs w:val="false"/>
+                <w:color w:val="000000"/>
+                <w:sz w:val="20"/>
+                <w:szCs w:val="20"/>
+              </w:rPr>
+              <w:t xml:space="preserve">Main risk</w:t>
+            </w:r>
+          </w:p>
+        </w:tc>
+        <w:tc>
+          <w:tcPr>
+            <w:tcW w:type="dxa" w:w="3450"/>
+            <w:tcMar>
+              <w:top w:type="dxa" w:w="80"/>
+              <w:left w:type="dxa" w:w="100"/>
+              <w:bottom w:type="dxa" w:w="80"/>
+              <w:right w:type="dxa" w:w="100"/>
+            </w:tcMar>
+          </w:tcPr>
+          <w:p>
+            <w:r>
+              <w:rPr>
+                <w:b w:val="false"/>
+                <w:bCs w:val="false"/>
+                <w:color w:val="000000"/>
+                <w:sz w:val="20"/>
+                <w:szCs w:val="20"/>
+              </w:rPr>
+              <w:t xml:space="preserve">None from missed retrieval — the right entry is always present</w:t>
+            </w:r>
+          </w:p>
+        </w:tc>
+        <w:tc>
+          <w:tcPr>
+            <w:tcW w:type="dxa" w:w="3450"/>
+            <w:tcMar>
+              <w:top w:type="dxa" w:w="80"/>
+              <w:left w:type="dxa" w:w="100"/>
+              <w:bottom w:type="dxa" w:w="80"/>
+              <w:right w:type="dxa" w:w="100"/>
+            </w:tcMar>
+          </w:tcPr>
+          <w:p>
+            <w:r>
+              <w:rPr>
+                <w:b w:val="false"/>
+                <w:bCs w:val="false"/>
+                <w:color w:val="000000"/>
+                <w:sz w:val="20"/>
+                <w:szCs w:val="20"/>
+              </w:rPr>
+              <w:t xml:space="preserve">The right entry can be missed if retrieval ranks it too low or the search misses it</w:t>
+            </w:r>
+          </w:p>
+        </w:tc>
+      </w:tr>
+      <w:tr>
+        <w:tc>
+          <w:tcPr>
+            <w:tcW w:type="dxa" w:w="2400"/>
+            <w:shd w:fill="EAF1F8" w:val="clear"/>
+            <w:tcMar>
+              <w:top w:type="dxa" w:w="80"/>
+              <w:left w:type="dxa" w:w="100"/>
+              <w:bottom w:type="dxa" w:w="80"/>
+              <w:right w:type="dxa" w:w="100"/>
+            </w:tcMar>
+          </w:tcPr>
+          <w:p>
+            <w:r>
+              <w:rPr>
+                <w:b w:val="false"/>
+                <w:bCs w:val="false"/>
+                <w:color w:val="000000"/>
+                <w:sz w:val="20"/>
+                <w:szCs w:val="20"/>
+              </w:rPr>
+              <w:t xml:space="preserve">Main cost</w:t>
+            </w:r>
+          </w:p>
+        </w:tc>
+        <w:tc>
+          <w:tcPr>
+            <w:tcW w:type="dxa" w:w="3450"/>
+            <w:shd w:fill="EAF1F8" w:val="clear"/>
+            <w:tcMar>
+              <w:top w:type="dxa" w:w="80"/>
+              <w:left w:type="dxa" w:w="100"/>
+              <w:bottom w:type="dxa" w:w="80"/>
+              <w:right w:type="dxa" w:w="100"/>
+            </w:tcMar>
+          </w:tcPr>
+          <w:p>
+            <w:r>
+              <w:rPr>
+                <w:b w:val="false"/>
+                <w:bCs w:val="false"/>
+                <w:color w:val="000000"/>
+                <w:sz w:val="20"/>
+                <w:szCs w:val="20"/>
+              </w:rPr>
+              <w:t xml:space="preserve">Grows with total corpus size, on every single call</w:t>
+            </w:r>
+          </w:p>
+        </w:tc>
+        <w:tc>
+          <w:tcPr>
+            <w:tcW w:type="dxa" w:w="3450"/>
+            <w:shd w:fill="EAF1F8" w:val="clear"/>
+            <w:tcMar>
+              <w:top w:type="dxa" w:w="80"/>
+              <w:left w:type="dxa" w:w="100"/>
+              <w:bottom w:type="dxa" w:w="80"/>
+              <w:right w:type="dxa" w:w="100"/>
+            </w:tcMar>
+          </w:tcPr>
+          <w:p>
+            <w:r>
+              <w:rPr>
+                <w:b w:val="false"/>
+                <w:bCs w:val="false"/>
+                <w:color w:val="000000"/>
+                <w:sz w:val="20"/>
+                <w:szCs w:val="20"/>
+              </w:rPr>
+              <w:t xml:space="preserve">Stays small and roughly flat as the corpus grows, plus a one-time indexing cost</w:t>
+            </w:r>
+          </w:p>
+        </w:tc>
+      </w:tr>
+      <w:tr>
+        <w:tc>
+          <w:tcPr>
+            <w:tcW w:type="dxa" w:w="2400"/>
+            <w:tcMar>
+              <w:top w:type="dxa" w:w="80"/>
+              <w:left w:type="dxa" w:w="100"/>
+              <w:bottom w:type="dxa" w:w="80"/>
+              <w:right w:type="dxa" w:w="100"/>
+            </w:tcMar>
+          </w:tcPr>
+          <w:p>
+            <w:r>
+              <w:rPr>
+                <w:b w:val="false"/>
+                <w:bCs w:val="false"/>
+                <w:color w:val="000000"/>
+                <w:sz w:val="20"/>
+                <w:szCs w:val="20"/>
+              </w:rPr>
+              <w:t xml:space="preserve">Best fit</w:t>
+            </w:r>
+          </w:p>
+        </w:tc>
+        <w:tc>
+          <w:tcPr>
+            <w:tcW w:type="dxa" w:w="3450"/>
+            <w:tcMar>
+              <w:top w:type="dxa" w:w="80"/>
+              <w:left w:type="dxa" w:w="100"/>
+              <w:bottom w:type="dxa" w:w="80"/>
+              <w:right w:type="dxa" w:w="100"/>
+            </w:tcMar>
+          </w:tcPr>
+          <w:p>
+            <w:r>
+              <w:rPr>
+                <w:b w:val="false"/>
+                <w:bCs w:val="false"/>
+                <w:color w:val="000000"/>
+                <w:sz w:val="20"/>
+                <w:szCs w:val="20"/>
+              </w:rPr>
+              <w:t xml:space="preserve">Small corpus, research-stage measurement of citation trust</w:t>
+            </w:r>
+          </w:p>
+        </w:tc>
+        <w:tc>
+          <w:tcPr>
+            <w:tcW w:type="dxa" w:w="3450"/>
+            <w:tcMar>
+              <w:top w:type="dxa" w:w="80"/>
+              <w:left w:type="dxa" w:w="100"/>
+              <w:bottom w:type="dxa" w:w="80"/>
+              <w:right w:type="dxa" w:w="100"/>
+            </w:tcMar>
+          </w:tcPr>
+          <w:p>
+            <w:r>
+              <w:rPr>
+                <w:b w:val="false"/>
+                <w:bCs w:val="false"/>
+                <w:color w:val="000000"/>
+                <w:sz w:val="20"/>
+                <w:szCs w:val="20"/>
+              </w:rPr>
+              <w:t xml:space="preserve">Larger, growing corpus, production-scale deployment</w:t>
+            </w:r>
+          </w:p>
+        </w:tc>
+      </w:tr>
+    </w:tbl>
+    <w:p>
+      <w:pPr>
+        <w:spacing w:after="160" w:line="276"/>
+      </w:pPr>
+      <w:r>
+        <w:rPr>
+          <w:sz w:val="20"/>
+          <w:szCs w:val="20"/>
+        </w:rPr>
+        <w:t xml:space="preserve">For the current stage — proving the citation-verification idea works at all — full-corpus context-stuffing is the right, simpler choice. Retrieval becomes the right choice once the corpus is too large to reliably fit in every prompt, which is a “when we scale up” problem, not a “this doesn't work” problem.</w:t>
+      </w:r>
+    </w:p>
+    <w:p>
+      <w:pPr>
+        <w:pStyle w:val="Heading2"/>
+        <w:spacing w:after="100" w:before="200"/>
+      </w:pPr>
+      <w:r>
+        <w:rPr>
+          <w:b/>
+          <w:bCs/>
+          <w:color w:val="2E74B5"/>
+          <w:sz w:val="22"/>
+          <w:szCs w:val="22"/>
+        </w:rPr>
+        <w:t xml:space="preserve">What a RAG-Based Design Would Look Like</w:t>
+      </w:r>
+    </w:p>
+    <w:p>
+      <w:pPr>
+        <w:spacing w:after="160" w:line="276"/>
+      </w:pPr>
+      <w:r>
+        <w:t xml:space="preserve">If we move to real retrieval, the Agent Node gains two local pieces instead of one: the full verified corpus stays in place (it's still what we check the final citation against), and a vector index gets built from it — a one-time, offline embedding step. At classification time, the Agent Node embeds a query and pulls back only the top few relevant entries from that index, entirely locally, with no network round-trip. Only that smaller set travels to Claude, instead of the whole corpus.</w:t>
+      </w:r>
+    </w:p>
+    <w:p>
+      <w:pPr>
+        <w:spacing w:after="0" w:before="100"/>
+        <w:jc w:val="center"/>
+      </w:pPr>
+      <w:r>
+        <w:drawing>
+          <wp:inline distT="0" distB="0" distL="0" distR="0">
+            <wp:extent cx="5905500" cy="2552700"/>
+            <wp:effectExtent t="0" r="0" b="0" l="0"/>
+            <wp:docPr id="1" name="" descr="" title=""/>
+            <wp:cNvGraphicFramePr>
+              <a:graphicFrameLocks xmlns:a="http://schemas.openxmlformats.org/drawingml/2006/main" noChangeAspect="1"/>
+            </wp:cNvGraphicFramePr>
+            <a:graphic xmlns:a="http://schemas.openxmlformats.org/drawingml/2006/main">
+              <a:graphicData uri="http://schemas.openxmlformats.org/drawingml/2006/picture">
+                <pic:pic xmlns:pic="http://schemas.openxmlformats.org/drawingml/2006/picture">
+                  <pic:nvPicPr>
+                    <pic:cNvPr id="0" name="" descr=""/>
+                    <pic:cNvPicPr>
+                      <a:picLocks noChangeAspect="1" noChangeArrowheads="1"/>
+                    </pic:cNvPicPr>
+                  </pic:nvPicPr>
+                  <pic:blipFill>
+                    <a:blip r:embed="rId8" cstate="none"/>
+                    <a:srcRect/>
+                    <a:stretch>
+                      <a:fillRect/>
+                    </a:stretch>
+                  </pic:blipFill>
+                  <pic:spPr bwMode="auto">
+                    <a:xfrm>
+                      <a:off x="0" y="0"/>
+                      <a:ext cx="5905500" cy="2552700"/>
+                    </a:xfrm>
+                    <a:prstGeom prst="rect">
+                      <a:avLst/>
+                    </a:prstGeom>
+                  </pic:spPr>
+                </pic:pic>
+              </a:graphicData>
+            </a:graphic>
+          </wp:inline>
+        </w:drawing>
+      </w:r>
+    </w:p>
+    <w:p>
+      <w:pPr>
+        <w:spacing w:after="200" w:before="60"/>
+        <w:jc w:val="center"/>
+      </w:pPr>
+      <w:r>
+        <w:rPr>
+          <w:i/>
+          <w:iCs/>
+          <w:color w:val="595959"/>
+          <w:sz w:val="18"/>
+          <w:szCs w:val="18"/>
+        </w:rPr>
+        <w:t xml:space="preserve">RAG design: Agent Node retrieves the top-k relevant entries locally, then sends only those (plus the traffic image) to Claude — the full corpus is still used to verify the returned citation.</w:t>
+      </w:r>
+    </w:p>
+    <w:p>
+      <w:pPr>
+        <w:pStyle w:val="Heading1"/>
+        <w:spacing w:after="140" w:before="320"/>
+      </w:pPr>
+      <w:r>
+        <w:rPr>
+          <w:b/>
+          <w:bCs/>
+          <w:color w:val="1F3864"/>
+        </w:rPr>
         <w:t xml:space="preserve">Dataset &amp; Reference Corpus</w:t>
       </w:r>
     </w:p>
@@ -1236,420 +1804,6 @@
           <w:szCs w:val="22"/>
         </w:rPr>
         <w:t xml:space="preserve">Example 1 — TCP flood traffic</w:t>
-      </w:r>
-    </w:p>
-    <w:tbl>
-      <w:tblPr>
-        <w:tblW w:type="dxa" w:w="8700"/>
-        <w:tblBorders>
-          <w:top w:val="single" w:color="C9D6E3" w:sz="4"/>
-          <w:left w:val="single" w:color="C9D6E3" w:sz="4"/>
-          <w:bottom w:val="single" w:color="C9D6E3" w:sz="4"/>
-          <w:right w:val="single" w:color="C9D6E3" w:sz="4"/>
-          <w:insideH w:val="single" w:color="auto" w:sz="4"/>
-          <w:insideV w:val="single" w:color="C9D6E3" w:sz="4"/>
-        </w:tblBorders>
-      </w:tblPr>
-      <w:tblGrid>
-        <w:gridCol w:w="3400"/>
-        <w:gridCol w:w="5300"/>
-      </w:tblGrid>
-      <w:tr>
-        <w:tc>
-          <w:tcPr>
-            <w:tcW w:type="dxa" w:w="3400"/>
-            <w:shd w:fill="EAF1F8" w:val="clear"/>
-            <w:tcMar>
-              <w:top w:type="dxa" w:w="160"/>
-              <w:left w:type="dxa" w:w="120"/>
-              <w:bottom w:type="dxa" w:w="160"/>
-              <w:right w:type="dxa" w:w="120"/>
-            </w:tcMar>
-            <w:vAlign w:val="center"/>
-          </w:tcPr>
-          <w:p>
-            <w:pPr>
-              <w:jc w:val="center"/>
-            </w:pPr>
-            <w:r>
-              <w:drawing>
-                <wp:inline distT="0" distB="0" distL="0" distR="0">
-                  <wp:extent cx="1905000" cy="2181225"/>
-                  <wp:effectExtent t="0" r="0" b="0" l="0"/>
-                  <wp:docPr id="1" name="" descr="" title=""/>
-                  <wp:cNvGraphicFramePr>
-                    <a:graphicFrameLocks xmlns:a="http://schemas.openxmlformats.org/drawingml/2006/main" noChangeAspect="1"/>
-                  </wp:cNvGraphicFramePr>
-                  <a:graphic xmlns:a="http://schemas.openxmlformats.org/drawingml/2006/main">
-                    <a:graphicData uri="http://schemas.openxmlformats.org/drawingml/2006/picture">
-                      <pic:pic xmlns:pic="http://schemas.openxmlformats.org/drawingml/2006/picture">
-                        <pic:nvPicPr>
-                          <pic:cNvPr id="0" name="" descr=""/>
-                          <pic:cNvPicPr>
-                            <a:picLocks noChangeAspect="1" noChangeArrowheads="1"/>
-                          </pic:cNvPicPr>
-                        </pic:nvPicPr>
-                        <pic:blipFill>
-                          <a:blip r:embed="rId8" cstate="none"/>
-                          <a:srcRect/>
-                          <a:stretch>
-                            <a:fillRect/>
-                          </a:stretch>
-                        </pic:blipFill>
-                        <pic:spPr bwMode="auto">
-                          <a:xfrm>
-                            <a:off x="0" y="0"/>
-                            <a:ext cx="1905000" cy="2181225"/>
-                          </a:xfrm>
-                          <a:prstGeom prst="rect">
-                            <a:avLst/>
-                          </a:prstGeom>
-                        </pic:spPr>
-                      </pic:pic>
-                    </a:graphicData>
-                  </a:graphic>
-                </wp:inline>
-              </w:drawing>
-            </w:r>
-          </w:p>
-          <w:p>
-            <w:pPr>
-              <w:spacing w:before="90"/>
-              <w:jc w:val="center"/>
-            </w:pPr>
-            <w:r>
-              <w:rPr>
-                <w:i/>
-                <w:iCs/>
-                <w:color w:val="595959"/>
-                <w:sz w:val="15"/>
-                <w:szCs w:val="15"/>
-              </w:rPr>
-              <w:t xml:space="preserve">A real DDoS-TCP_Flood sample from CIC-IoT-2023 — what the model sees.</w:t>
-            </w:r>
-          </w:p>
-        </w:tc>
-        <w:tc>
-          <w:tcPr>
-            <w:tcW w:type="dxa" w:w="5300"/>
-            <w:shd w:fill="F2F2F2" w:val="clear"/>
-            <w:tcMar>
-              <w:top w:type="dxa" w:w="140"/>
-              <w:left w:type="dxa" w:w="160"/>
-              <w:bottom w:type="dxa" w:w="140"/>
-              <w:right w:type="dxa" w:w="160"/>
-            </w:tcMar>
-            <w:vAlign w:val="center"/>
-          </w:tcPr>
-          <w:p>
-            <w:pPr>
-              <w:spacing w:after="16" w:line="230"/>
-            </w:pPr>
-            <w:r>
-              <w:rPr>
-                <w:rFonts w:ascii="Consolas" w:cs="Consolas" w:eastAsia="Consolas" w:hAnsi="Consolas"/>
-                <w:color w:val="333333"/>
-                <w:sz w:val="15"/>
-                <w:szCs w:val="15"/>
-              </w:rPr>
-              <w:t xml:space="preserve">{</w:t>
-            </w:r>
-          </w:p>
-          <w:p>
-            <w:pPr>
-              <w:spacing w:after="16" w:line="230"/>
-            </w:pPr>
-            <w:r>
-              <w:rPr>
-                <w:rFonts w:ascii="Consolas" w:cs="Consolas" w:eastAsia="Consolas" w:hAnsi="Consolas"/>
-                <w:color w:val="333333"/>
-                <w:sz w:val="15"/>
-                <w:szCs w:val="15"/>
-              </w:rPr>
-              <w:t xml:space="preserve">  "capec_id": "CAPEC-482",</w:t>
-            </w:r>
-          </w:p>
-          <w:p>
-            <w:pPr>
-              <w:spacing w:after="16" w:line="230"/>
-            </w:pPr>
-            <w:r>
-              <w:rPr>
-                <w:rFonts w:ascii="Consolas" w:cs="Consolas" w:eastAsia="Consolas" w:hAnsi="Consolas"/>
-                <w:color w:val="333333"/>
-                <w:sz w:val="15"/>
-                <w:szCs w:val="15"/>
-              </w:rPr>
-              <w:t xml:space="preserve">  "name": "TCP Flood",</w:t>
-            </w:r>
-          </w:p>
-          <w:p>
-            <w:pPr>
-              <w:spacing w:after="16" w:line="230"/>
-            </w:pPr>
-            <w:r>
-              <w:rPr>
-                <w:rFonts w:ascii="Consolas" w:cs="Consolas" w:eastAsia="Consolas" w:hAnsi="Consolas"/>
-                <w:color w:val="333333"/>
-                <w:sz w:val="15"/>
-                <w:szCs w:val="15"/>
-              </w:rPr>
-              <w:t xml:space="preserve">  "attack_families": [</w:t>
-            </w:r>
-          </w:p>
-          <w:p>
-            <w:pPr>
-              <w:spacing w:after="16" w:line="230"/>
-            </w:pPr>
-            <w:r>
-              <w:rPr>
-                <w:rFonts w:ascii="Consolas" w:cs="Consolas" w:eastAsia="Consolas" w:hAnsi="Consolas"/>
-                <w:color w:val="333333"/>
-                <w:sz w:val="15"/>
-                <w:szCs w:val="15"/>
-              </w:rPr>
-              <w:t xml:space="preserve">    "DDoS-TCP_Flood",</w:t>
-            </w:r>
-          </w:p>
-          <w:p>
-            <w:pPr>
-              <w:spacing w:after="16" w:line="230"/>
-            </w:pPr>
-            <w:r>
-              <w:rPr>
-                <w:rFonts w:ascii="Consolas" w:cs="Consolas" w:eastAsia="Consolas" w:hAnsi="Consolas"/>
-                <w:color w:val="333333"/>
-                <w:sz w:val="15"/>
-                <w:szCs w:val="15"/>
-              </w:rPr>
-              <w:t xml:space="preserve">    "DoS-TCP_Flood",</w:t>
-            </w:r>
-          </w:p>
-          <w:p>
-            <w:pPr>
-              <w:spacing w:after="16" w:line="230"/>
-            </w:pPr>
-            <w:r>
-              <w:rPr>
-                <w:rFonts w:ascii="Consolas" w:cs="Consolas" w:eastAsia="Consolas" w:hAnsi="Consolas"/>
-                <w:color w:val="333333"/>
-                <w:sz w:val="15"/>
-                <w:szCs w:val="15"/>
-              </w:rPr>
-              <w:t xml:space="preserve">    "DDoS-SYN_Flood",</w:t>
-            </w:r>
-          </w:p>
-          <w:p>
-            <w:pPr>
-              <w:spacing w:after="16" w:line="230"/>
-            </w:pPr>
-            <w:r>
-              <w:rPr>
-                <w:rFonts w:ascii="Consolas" w:cs="Consolas" w:eastAsia="Consolas" w:hAnsi="Consolas"/>
-                <w:color w:val="333333"/>
-                <w:sz w:val="15"/>
-                <w:szCs w:val="15"/>
-              </w:rPr>
-              <w:t xml:space="preserve">    "DoS-SYN_Flood"],</w:t>
-            </w:r>
-          </w:p>
-          <w:p>
-            <w:pPr>
-              <w:spacing w:after="16" w:line="230"/>
-            </w:pPr>
-            <w:r>
-              <w:rPr>
-                <w:rFonts w:ascii="Consolas" w:cs="Consolas" w:eastAsia="Consolas" w:hAnsi="Consolas"/>
-                <w:color w:val="333333"/>
-                <w:sz w:val="15"/>
-                <w:szCs w:val="15"/>
-              </w:rPr>
-              <w:t xml:space="preserve">  "description": "Flooding</w:t>
-            </w:r>
-          </w:p>
-          <w:p>
-            <w:pPr>
-              <w:spacing w:after="16" w:line="230"/>
-            </w:pPr>
-            <w:r>
-              <w:rPr>
-                <w:rFonts w:ascii="Consolas" w:cs="Consolas" w:eastAsia="Consolas" w:hAnsi="Consolas"/>
-                <w:color w:val="333333"/>
-                <w:sz w:val="15"/>
-                <w:szCs w:val="15"/>
-              </w:rPr>
-              <w:t xml:space="preserve">    attack using TCP, often</w:t>
-            </w:r>
-          </w:p>
-          <w:p>
-            <w:pPr>
-              <w:spacing w:after="16" w:line="230"/>
-            </w:pPr>
-            <w:r>
-              <w:rPr>
-                <w:rFonts w:ascii="Consolas" w:cs="Consolas" w:eastAsia="Consolas" w:hAnsi="Consolas"/>
-                <w:color w:val="333333"/>
-                <w:sz w:val="15"/>
-                <w:szCs w:val="15"/>
-              </w:rPr>
-              <w:t xml:space="preserve">    TCP SYN messages that</w:t>
-            </w:r>
-          </w:p>
-          <w:p>
-            <w:pPr>
-              <w:spacing w:after="16" w:line="230"/>
-            </w:pPr>
-            <w:r>
-              <w:rPr>
-                <w:rFonts w:ascii="Consolas" w:cs="Consolas" w:eastAsia="Consolas" w:hAnsi="Consolas"/>
-                <w:color w:val="333333"/>
-                <w:sz w:val="15"/>
-                <w:szCs w:val="15"/>
-              </w:rPr>
-              <w:t xml:space="preserve">    exploit connection-state</w:t>
-            </w:r>
-          </w:p>
-          <w:p>
-            <w:pPr>
-              <w:spacing w:after="16" w:line="230"/>
-            </w:pPr>
-            <w:r>
-              <w:rPr>
-                <w:rFonts w:ascii="Consolas" w:cs="Consolas" w:eastAsia="Consolas" w:hAnsi="Consolas"/>
-                <w:color w:val="333333"/>
-                <w:sz w:val="15"/>
-                <w:szCs w:val="15"/>
-              </w:rPr>
-              <w:t xml:space="preserve">    weaknesses. (CAPEC-482</w:t>
-            </w:r>
-          </w:p>
-          <w:p>
-            <w:pPr>
-              <w:spacing w:after="16" w:line="230"/>
-            </w:pPr>
-            <w:r>
-              <w:rPr>
-                <w:rFonts w:ascii="Consolas" w:cs="Consolas" w:eastAsia="Consolas" w:hAnsi="Consolas"/>
-                <w:color w:val="333333"/>
-                <w:sz w:val="15"/>
-                <w:szCs w:val="15"/>
-              </w:rPr>
-              <w:t xml:space="preserve">    covers SYN-flood too --</w:t>
-            </w:r>
-          </w:p>
-          <w:p>
-            <w:pPr>
-              <w:spacing w:after="16" w:line="230"/>
-            </w:pPr>
-            <w:r>
-              <w:rPr>
-                <w:rFonts w:ascii="Consolas" w:cs="Consolas" w:eastAsia="Consolas" w:hAnsi="Consolas"/>
-                <w:color w:val="333333"/>
-                <w:sz w:val="15"/>
-                <w:szCs w:val="15"/>
-              </w:rPr>
-              <w:t xml:space="preserve">    no separate entry</w:t>
-            </w:r>
-          </w:p>
-          <w:p>
-            <w:pPr>
-              <w:spacing w:after="16" w:line="230"/>
-            </w:pPr>
-            <w:r>
-              <w:rPr>
-                <w:rFonts w:ascii="Consolas" w:cs="Consolas" w:eastAsia="Consolas" w:hAnsi="Consolas"/>
-                <w:color w:val="333333"/>
-                <w:sz w:val="15"/>
-                <w:szCs w:val="15"/>
-              </w:rPr>
-              <w:t xml:space="preserve">    exists for it.)",</w:t>
-            </w:r>
-          </w:p>
-          <w:p>
-            <w:pPr>
-              <w:spacing w:after="16" w:line="230"/>
-            </w:pPr>
-            <w:r>
-              <w:rPr>
-                <w:rFonts w:ascii="Consolas" w:cs="Consolas" w:eastAsia="Consolas" w:hAnsi="Consolas"/>
-                <w:color w:val="333333"/>
-                <w:sz w:val="15"/>
-                <w:szCs w:val="15"/>
-              </w:rPr>
-              <w:t xml:space="preserve">  "source_url":</w:t>
-            </w:r>
-          </w:p>
-          <w:p>
-            <w:pPr>
-              <w:spacing w:after="16" w:line="230"/>
-            </w:pPr>
-            <w:r>
-              <w:rPr>
-                <w:rFonts w:ascii="Consolas" w:cs="Consolas" w:eastAsia="Consolas" w:hAnsi="Consolas"/>
-                <w:color w:val="333333"/>
-                <w:sz w:val="15"/>
-                <w:szCs w:val="15"/>
-              </w:rPr>
-              <w:t xml:space="preserve">    "capec.mitre.org/data/</w:t>
-            </w:r>
-          </w:p>
-          <w:p>
-            <w:pPr>
-              <w:spacing w:after="16" w:line="230"/>
-            </w:pPr>
-            <w:r>
-              <w:rPr>
-                <w:rFonts w:ascii="Consolas" w:cs="Consolas" w:eastAsia="Consolas" w:hAnsi="Consolas"/>
-                <w:color w:val="333333"/>
-                <w:sz w:val="15"/>
-                <w:szCs w:val="15"/>
-              </w:rPr>
-              <w:t xml:space="preserve">     definitions/482.html"</w:t>
-            </w:r>
-          </w:p>
-          <w:p>
-            <w:pPr>
-              <w:spacing w:after="16" w:line="230"/>
-            </w:pPr>
-            <w:r>
-              <w:rPr>
-                <w:rFonts w:ascii="Consolas" w:cs="Consolas" w:eastAsia="Consolas" w:hAnsi="Consolas"/>
-                <w:color w:val="333333"/>
-                <w:sz w:val="15"/>
-                <w:szCs w:val="15"/>
-              </w:rPr>
-              <w:t xml:space="preserve">}</w:t>
-            </w:r>
-          </w:p>
-        </w:tc>
-      </w:tr>
-    </w:tbl>
-    <w:p>
-      <w:pPr>
-        <w:spacing w:after="160" w:line="276"/>
-      </w:pPr>
-      <w:r>
-        <w:rPr>
-          <w:sz w:val="20"/>
-          <w:szCs w:val="20"/>
-        </w:rPr>
-        <w:t xml:space="preserve">This one's a correct match — the picture shows a TCP flood, and CAPEC-482 is exactly the right entry for it. If the AI cites this ID for this picture, we mark it correct.</w:t>
-      </w:r>
-    </w:p>
-    <w:p>
-      <w:pPr>
-        <w:pStyle w:val="Heading2"/>
-        <w:spacing w:after="100" w:before="200"/>
-      </w:pPr>
-      <w:r>
-        <w:rPr>
-          <w:b/>
-          <w:bCs/>
-          <w:color w:val="2E74B5"/>
-          <w:sz w:val="22"/>
-          <w:szCs w:val="22"/>
-        </w:rPr>
-        <w:t xml:space="preserve">Example 2 — HTTP flood traffic</w:t>
       </w:r>
     </w:p>
     <w:tbl>
@@ -1739,7 +1893,7 @@
                 <w:sz w:val="15"/>
                 <w:szCs w:val="15"/>
               </w:rPr>
-              <w:t xml:space="preserve">A real DDoS-HTTP_Flood sample — application-layer flooding, visually distinct from the TCP flood above.</w:t>
+              <w:t xml:space="preserve">A real DDoS-TCP_Flood sample from CIC-IoT-2023 — what the model sees.</w:t>
             </w:r>
           </w:p>
         </w:tc>
@@ -1780,21 +1934,21 @@
                 <w:sz w:val="15"/>
                 <w:szCs w:val="15"/>
               </w:rPr>
-              <w:t xml:space="preserve">  "capec_id": "CAPEC-488",</w:t>
-            </w:r>
-          </w:p>
-          <w:p>
-            <w:pPr>
-              <w:spacing w:after="16" w:line="230"/>
-            </w:pPr>
-            <w:r>
-              <w:rPr>
-                <w:rFonts w:ascii="Consolas" w:cs="Consolas" w:eastAsia="Consolas" w:hAnsi="Consolas"/>
-                <w:color w:val="333333"/>
-                <w:sz w:val="15"/>
-                <w:szCs w:val="15"/>
-              </w:rPr>
-              <w:t xml:space="preserve">  "name": "HTTP Flood",</w:t>
+              <w:t xml:space="preserve">  "capec_id": "CAPEC-482",</w:t>
+            </w:r>
+          </w:p>
+          <w:p>
+            <w:pPr>
+              <w:spacing w:after="16" w:line="230"/>
+            </w:pPr>
+            <w:r>
+              <w:rPr>
+                <w:rFonts w:ascii="Consolas" w:cs="Consolas" w:eastAsia="Consolas" w:hAnsi="Consolas"/>
+                <w:color w:val="333333"/>
+                <w:sz w:val="15"/>
+                <w:szCs w:val="15"/>
+              </w:rPr>
+              <w:t xml:space="preserve">  "name": "TCP Flood",</w:t>
             </w:r>
           </w:p>
           <w:p>
@@ -1822,21 +1976,49 @@
                 <w:sz w:val="15"/>
                 <w:szCs w:val="15"/>
               </w:rPr>
-              <w:t xml:space="preserve">    "DDoS-HTTP_Flood",</w:t>
-            </w:r>
-          </w:p>
-          <w:p>
-            <w:pPr>
-              <w:spacing w:after="16" w:line="230"/>
-            </w:pPr>
-            <w:r>
-              <w:rPr>
-                <w:rFonts w:ascii="Consolas" w:cs="Consolas" w:eastAsia="Consolas" w:hAnsi="Consolas"/>
-                <w:color w:val="333333"/>
-                <w:sz w:val="15"/>
-                <w:szCs w:val="15"/>
-              </w:rPr>
-              <w:t xml:space="preserve">    "DoS-HTTP_Flood"],</w:t>
+              <w:t xml:space="preserve">    "DDoS-TCP_Flood",</w:t>
+            </w:r>
+          </w:p>
+          <w:p>
+            <w:pPr>
+              <w:spacing w:after="16" w:line="230"/>
+            </w:pPr>
+            <w:r>
+              <w:rPr>
+                <w:rFonts w:ascii="Consolas" w:cs="Consolas" w:eastAsia="Consolas" w:hAnsi="Consolas"/>
+                <w:color w:val="333333"/>
+                <w:sz w:val="15"/>
+                <w:szCs w:val="15"/>
+              </w:rPr>
+              <w:t xml:space="preserve">    "DoS-TCP_Flood",</w:t>
+            </w:r>
+          </w:p>
+          <w:p>
+            <w:pPr>
+              <w:spacing w:after="16" w:line="230"/>
+            </w:pPr>
+            <w:r>
+              <w:rPr>
+                <w:rFonts w:ascii="Consolas" w:cs="Consolas" w:eastAsia="Consolas" w:hAnsi="Consolas"/>
+                <w:color w:val="333333"/>
+                <w:sz w:val="15"/>
+                <w:szCs w:val="15"/>
+              </w:rPr>
+              <w:t xml:space="preserve">    "DDoS-SYN_Flood",</w:t>
+            </w:r>
+          </w:p>
+          <w:p>
+            <w:pPr>
+              <w:spacing w:after="16" w:line="230"/>
+            </w:pPr>
+            <w:r>
+              <w:rPr>
+                <w:rFonts w:ascii="Consolas" w:cs="Consolas" w:eastAsia="Consolas" w:hAnsi="Consolas"/>
+                <w:color w:val="333333"/>
+                <w:sz w:val="15"/>
+                <w:szCs w:val="15"/>
+              </w:rPr>
+              <w:t xml:space="preserve">    "DoS-SYN_Flood"],</w:t>
             </w:r>
           </w:p>
           <w:p>
@@ -1864,91 +2046,91 @@
                 <w:sz w:val="15"/>
                 <w:szCs w:val="15"/>
               </w:rPr>
-              <w:t xml:space="preserve">    attack using HTTP,</w:t>
-            </w:r>
-          </w:p>
-          <w:p>
-            <w:pPr>
-              <w:spacing w:after="16" w:line="230"/>
-            </w:pPr>
-            <w:r>
-              <w:rPr>
-                <w:rFonts w:ascii="Consolas" w:cs="Consolas" w:eastAsia="Consolas" w:hAnsi="Consolas"/>
-                <w:color w:val="333333"/>
-                <w:sz w:val="15"/>
-                <w:szCs w:val="15"/>
-              </w:rPr>
-              <w:t xml:space="preserve">    consuming resources at</w:t>
-            </w:r>
-          </w:p>
-          <w:p>
-            <w:pPr>
-              <w:spacing w:after="16" w:line="230"/>
-            </w:pPr>
-            <w:r>
-              <w:rPr>
-                <w:rFonts w:ascii="Consolas" w:cs="Consolas" w:eastAsia="Consolas" w:hAnsi="Consolas"/>
-                <w:color w:val="333333"/>
-                <w:sz w:val="15"/>
-                <w:szCs w:val="15"/>
-              </w:rPr>
-              <w:t xml:space="preserve">    the application layer</w:t>
-            </w:r>
-          </w:p>
-          <w:p>
-            <w:pPr>
-              <w:spacing w:after="16" w:line="230"/>
-            </w:pPr>
-            <w:r>
-              <w:rPr>
-                <w:rFonts w:ascii="Consolas" w:cs="Consolas" w:eastAsia="Consolas" w:hAnsi="Consolas"/>
-                <w:color w:val="333333"/>
-                <w:sz w:val="15"/>
-                <w:szCs w:val="15"/>
-              </w:rPr>
-              <w:t xml:space="preserve">    via legitimate session-</w:t>
-            </w:r>
-          </w:p>
-          <w:p>
-            <w:pPr>
-              <w:spacing w:after="16" w:line="230"/>
-            </w:pPr>
-            <w:r>
-              <w:rPr>
-                <w:rFonts w:ascii="Consolas" w:cs="Consolas" w:eastAsia="Consolas" w:hAnsi="Consolas"/>
-                <w:color w:val="333333"/>
-                <w:sz w:val="15"/>
-                <w:szCs w:val="15"/>
-              </w:rPr>
-              <w:t xml:space="preserve">    based HTTP GET requests</w:t>
-            </w:r>
-          </w:p>
-          <w:p>
-            <w:pPr>
-              <w:spacing w:after="16" w:line="230"/>
-            </w:pPr>
-            <w:r>
-              <w:rPr>
-                <w:rFonts w:ascii="Consolas" w:cs="Consolas" w:eastAsia="Consolas" w:hAnsi="Consolas"/>
-                <w:color w:val="333333"/>
-                <w:sz w:val="15"/>
-                <w:szCs w:val="15"/>
-              </w:rPr>
-              <w:t xml:space="preserve">    -- which makes it</w:t>
-            </w:r>
-          </w:p>
-          <w:p>
-            <w:pPr>
-              <w:spacing w:after="16" w:line="230"/>
-            </w:pPr>
-            <w:r>
-              <w:rPr>
-                <w:rFonts w:ascii="Consolas" w:cs="Consolas" w:eastAsia="Consolas" w:hAnsi="Consolas"/>
-                <w:color w:val="333333"/>
-                <w:sz w:val="15"/>
-                <w:szCs w:val="15"/>
-              </w:rPr>
-              <w:t xml:space="preserve">    difficult to detect.",</w:t>
+              <w:t xml:space="preserve">    attack using TCP, often</w:t>
+            </w:r>
+          </w:p>
+          <w:p>
+            <w:pPr>
+              <w:spacing w:after="16" w:line="230"/>
+            </w:pPr>
+            <w:r>
+              <w:rPr>
+                <w:rFonts w:ascii="Consolas" w:cs="Consolas" w:eastAsia="Consolas" w:hAnsi="Consolas"/>
+                <w:color w:val="333333"/>
+                <w:sz w:val="15"/>
+                <w:szCs w:val="15"/>
+              </w:rPr>
+              <w:t xml:space="preserve">    TCP SYN messages that</w:t>
+            </w:r>
+          </w:p>
+          <w:p>
+            <w:pPr>
+              <w:spacing w:after="16" w:line="230"/>
+            </w:pPr>
+            <w:r>
+              <w:rPr>
+                <w:rFonts w:ascii="Consolas" w:cs="Consolas" w:eastAsia="Consolas" w:hAnsi="Consolas"/>
+                <w:color w:val="333333"/>
+                <w:sz w:val="15"/>
+                <w:szCs w:val="15"/>
+              </w:rPr>
+              <w:t xml:space="preserve">    exploit connection-state</w:t>
+            </w:r>
+          </w:p>
+          <w:p>
+            <w:pPr>
+              <w:spacing w:after="16" w:line="230"/>
+            </w:pPr>
+            <w:r>
+              <w:rPr>
+                <w:rFonts w:ascii="Consolas" w:cs="Consolas" w:eastAsia="Consolas" w:hAnsi="Consolas"/>
+                <w:color w:val="333333"/>
+                <w:sz w:val="15"/>
+                <w:szCs w:val="15"/>
+              </w:rPr>
+              <w:t xml:space="preserve">    weaknesses. (CAPEC-482</w:t>
+            </w:r>
+          </w:p>
+          <w:p>
+            <w:pPr>
+              <w:spacing w:after="16" w:line="230"/>
+            </w:pPr>
+            <w:r>
+              <w:rPr>
+                <w:rFonts w:ascii="Consolas" w:cs="Consolas" w:eastAsia="Consolas" w:hAnsi="Consolas"/>
+                <w:color w:val="333333"/>
+                <w:sz w:val="15"/>
+                <w:szCs w:val="15"/>
+              </w:rPr>
+              <w:t xml:space="preserve">    covers SYN-flood too --</w:t>
+            </w:r>
+          </w:p>
+          <w:p>
+            <w:pPr>
+              <w:spacing w:after="16" w:line="230"/>
+            </w:pPr>
+            <w:r>
+              <w:rPr>
+                <w:rFonts w:ascii="Consolas" w:cs="Consolas" w:eastAsia="Consolas" w:hAnsi="Consolas"/>
+                <w:color w:val="333333"/>
+                <w:sz w:val="15"/>
+                <w:szCs w:val="15"/>
+              </w:rPr>
+              <w:t xml:space="preserve">    no separate entry</w:t>
+            </w:r>
+          </w:p>
+          <w:p>
+            <w:pPr>
+              <w:spacing w:after="16" w:line="230"/>
+            </w:pPr>
+            <w:r>
+              <w:rPr>
+                <w:rFonts w:ascii="Consolas" w:cs="Consolas" w:eastAsia="Consolas" w:hAnsi="Consolas"/>
+                <w:color w:val="333333"/>
+                <w:sz w:val="15"/>
+                <w:szCs w:val="15"/>
+              </w:rPr>
+              <w:t xml:space="preserve">    exists for it.)",</w:t>
             </w:r>
           </w:p>
           <w:p>
@@ -1990,7 +2172,7 @@
                 <w:sz w:val="15"/>
                 <w:szCs w:val="15"/>
               </w:rPr>
-              <w:t xml:space="preserve">     definitions/488.html"</w:t>
+              <w:t xml:space="preserve">     definitions/482.html"</w:t>
             </w:r>
           </w:p>
           <w:p>
@@ -2019,7 +2201,7 @@
           <w:sz w:val="20"/>
           <w:szCs w:val="20"/>
         </w:rPr>
-        <w:t xml:space="preserve">Same checking process, but a different type of attack and a different entry, separately verified. The AI has to pick the right one out of the whole list every time — it's never just handed the answer.</w:t>
+        <w:t xml:space="preserve">This one's a correct match — the picture shows a TCP flood, and CAPEC-482 is exactly the right entry for it. If the AI cites this ID for this picture, we mark it correct.</w:t>
       </w:r>
     </w:p>
     <w:p>
@@ -2035,7 +2217,7 @@
           <w:sz w:val="22"/>
           <w:szCs w:val="22"/>
         </w:rPr>
-        <w:t xml:space="preserve">Example 3 — Mirai botnet traffic (a CVE, not a CAPEC, example)</w:t>
+        <w:t xml:space="preserve">Example 2 — HTTP flood traffic</w:t>
       </w:r>
     </w:p>
     <w:tbl>
@@ -2091,6 +2273,392 @@
                         </pic:nvPicPr>
                         <pic:blipFill>
                           <a:blip r:embed="rId10" cstate="none"/>
+                          <a:srcRect/>
+                          <a:stretch>
+                            <a:fillRect/>
+                          </a:stretch>
+                        </pic:blipFill>
+                        <pic:spPr bwMode="auto">
+                          <a:xfrm>
+                            <a:off x="0" y="0"/>
+                            <a:ext cx="1905000" cy="2181225"/>
+                          </a:xfrm>
+                          <a:prstGeom prst="rect">
+                            <a:avLst/>
+                          </a:prstGeom>
+                        </pic:spPr>
+                      </pic:pic>
+                    </a:graphicData>
+                  </a:graphic>
+                </wp:inline>
+              </w:drawing>
+            </w:r>
+          </w:p>
+          <w:p>
+            <w:pPr>
+              <w:spacing w:before="90"/>
+              <w:jc w:val="center"/>
+            </w:pPr>
+            <w:r>
+              <w:rPr>
+                <w:i/>
+                <w:iCs/>
+                <w:color w:val="595959"/>
+                <w:sz w:val="15"/>
+                <w:szCs w:val="15"/>
+              </w:rPr>
+              <w:t xml:space="preserve">A real DDoS-HTTP_Flood sample — application-layer flooding, visually distinct from the TCP flood above.</w:t>
+            </w:r>
+          </w:p>
+        </w:tc>
+        <w:tc>
+          <w:tcPr>
+            <w:tcW w:type="dxa" w:w="5300"/>
+            <w:shd w:fill="F2F2F2" w:val="clear"/>
+            <w:tcMar>
+              <w:top w:type="dxa" w:w="140"/>
+              <w:left w:type="dxa" w:w="160"/>
+              <w:bottom w:type="dxa" w:w="140"/>
+              <w:right w:type="dxa" w:w="160"/>
+            </w:tcMar>
+            <w:vAlign w:val="center"/>
+          </w:tcPr>
+          <w:p>
+            <w:pPr>
+              <w:spacing w:after="16" w:line="230"/>
+            </w:pPr>
+            <w:r>
+              <w:rPr>
+                <w:rFonts w:ascii="Consolas" w:cs="Consolas" w:eastAsia="Consolas" w:hAnsi="Consolas"/>
+                <w:color w:val="333333"/>
+                <w:sz w:val="15"/>
+                <w:szCs w:val="15"/>
+              </w:rPr>
+              <w:t xml:space="preserve">{</w:t>
+            </w:r>
+          </w:p>
+          <w:p>
+            <w:pPr>
+              <w:spacing w:after="16" w:line="230"/>
+            </w:pPr>
+            <w:r>
+              <w:rPr>
+                <w:rFonts w:ascii="Consolas" w:cs="Consolas" w:eastAsia="Consolas" w:hAnsi="Consolas"/>
+                <w:color w:val="333333"/>
+                <w:sz w:val="15"/>
+                <w:szCs w:val="15"/>
+              </w:rPr>
+              <w:t xml:space="preserve">  "capec_id": "CAPEC-488",</w:t>
+            </w:r>
+          </w:p>
+          <w:p>
+            <w:pPr>
+              <w:spacing w:after="16" w:line="230"/>
+            </w:pPr>
+            <w:r>
+              <w:rPr>
+                <w:rFonts w:ascii="Consolas" w:cs="Consolas" w:eastAsia="Consolas" w:hAnsi="Consolas"/>
+                <w:color w:val="333333"/>
+                <w:sz w:val="15"/>
+                <w:szCs w:val="15"/>
+              </w:rPr>
+              <w:t xml:space="preserve">  "name": "HTTP Flood",</w:t>
+            </w:r>
+          </w:p>
+          <w:p>
+            <w:pPr>
+              <w:spacing w:after="16" w:line="230"/>
+            </w:pPr>
+            <w:r>
+              <w:rPr>
+                <w:rFonts w:ascii="Consolas" w:cs="Consolas" w:eastAsia="Consolas" w:hAnsi="Consolas"/>
+                <w:color w:val="333333"/>
+                <w:sz w:val="15"/>
+                <w:szCs w:val="15"/>
+              </w:rPr>
+              <w:t xml:space="preserve">  "attack_families": [</w:t>
+            </w:r>
+          </w:p>
+          <w:p>
+            <w:pPr>
+              <w:spacing w:after="16" w:line="230"/>
+            </w:pPr>
+            <w:r>
+              <w:rPr>
+                <w:rFonts w:ascii="Consolas" w:cs="Consolas" w:eastAsia="Consolas" w:hAnsi="Consolas"/>
+                <w:color w:val="333333"/>
+                <w:sz w:val="15"/>
+                <w:szCs w:val="15"/>
+              </w:rPr>
+              <w:t xml:space="preserve">    "DDoS-HTTP_Flood",</w:t>
+            </w:r>
+          </w:p>
+          <w:p>
+            <w:pPr>
+              <w:spacing w:after="16" w:line="230"/>
+            </w:pPr>
+            <w:r>
+              <w:rPr>
+                <w:rFonts w:ascii="Consolas" w:cs="Consolas" w:eastAsia="Consolas" w:hAnsi="Consolas"/>
+                <w:color w:val="333333"/>
+                <w:sz w:val="15"/>
+                <w:szCs w:val="15"/>
+              </w:rPr>
+              <w:t xml:space="preserve">    "DoS-HTTP_Flood"],</w:t>
+            </w:r>
+          </w:p>
+          <w:p>
+            <w:pPr>
+              <w:spacing w:after="16" w:line="230"/>
+            </w:pPr>
+            <w:r>
+              <w:rPr>
+                <w:rFonts w:ascii="Consolas" w:cs="Consolas" w:eastAsia="Consolas" w:hAnsi="Consolas"/>
+                <w:color w:val="333333"/>
+                <w:sz w:val="15"/>
+                <w:szCs w:val="15"/>
+              </w:rPr>
+              <w:t xml:space="preserve">  "description": "Flooding</w:t>
+            </w:r>
+          </w:p>
+          <w:p>
+            <w:pPr>
+              <w:spacing w:after="16" w:line="230"/>
+            </w:pPr>
+            <w:r>
+              <w:rPr>
+                <w:rFonts w:ascii="Consolas" w:cs="Consolas" w:eastAsia="Consolas" w:hAnsi="Consolas"/>
+                <w:color w:val="333333"/>
+                <w:sz w:val="15"/>
+                <w:szCs w:val="15"/>
+              </w:rPr>
+              <w:t xml:space="preserve">    attack using HTTP,</w:t>
+            </w:r>
+          </w:p>
+          <w:p>
+            <w:pPr>
+              <w:spacing w:after="16" w:line="230"/>
+            </w:pPr>
+            <w:r>
+              <w:rPr>
+                <w:rFonts w:ascii="Consolas" w:cs="Consolas" w:eastAsia="Consolas" w:hAnsi="Consolas"/>
+                <w:color w:val="333333"/>
+                <w:sz w:val="15"/>
+                <w:szCs w:val="15"/>
+              </w:rPr>
+              <w:t xml:space="preserve">    consuming resources at</w:t>
+            </w:r>
+          </w:p>
+          <w:p>
+            <w:pPr>
+              <w:spacing w:after="16" w:line="230"/>
+            </w:pPr>
+            <w:r>
+              <w:rPr>
+                <w:rFonts w:ascii="Consolas" w:cs="Consolas" w:eastAsia="Consolas" w:hAnsi="Consolas"/>
+                <w:color w:val="333333"/>
+                <w:sz w:val="15"/>
+                <w:szCs w:val="15"/>
+              </w:rPr>
+              <w:t xml:space="preserve">    the application layer</w:t>
+            </w:r>
+          </w:p>
+          <w:p>
+            <w:pPr>
+              <w:spacing w:after="16" w:line="230"/>
+            </w:pPr>
+            <w:r>
+              <w:rPr>
+                <w:rFonts w:ascii="Consolas" w:cs="Consolas" w:eastAsia="Consolas" w:hAnsi="Consolas"/>
+                <w:color w:val="333333"/>
+                <w:sz w:val="15"/>
+                <w:szCs w:val="15"/>
+              </w:rPr>
+              <w:t xml:space="preserve">    via legitimate session-</w:t>
+            </w:r>
+          </w:p>
+          <w:p>
+            <w:pPr>
+              <w:spacing w:after="16" w:line="230"/>
+            </w:pPr>
+            <w:r>
+              <w:rPr>
+                <w:rFonts w:ascii="Consolas" w:cs="Consolas" w:eastAsia="Consolas" w:hAnsi="Consolas"/>
+                <w:color w:val="333333"/>
+                <w:sz w:val="15"/>
+                <w:szCs w:val="15"/>
+              </w:rPr>
+              <w:t xml:space="preserve">    based HTTP GET requests</w:t>
+            </w:r>
+          </w:p>
+          <w:p>
+            <w:pPr>
+              <w:spacing w:after="16" w:line="230"/>
+            </w:pPr>
+            <w:r>
+              <w:rPr>
+                <w:rFonts w:ascii="Consolas" w:cs="Consolas" w:eastAsia="Consolas" w:hAnsi="Consolas"/>
+                <w:color w:val="333333"/>
+                <w:sz w:val="15"/>
+                <w:szCs w:val="15"/>
+              </w:rPr>
+              <w:t xml:space="preserve">    -- which makes it</w:t>
+            </w:r>
+          </w:p>
+          <w:p>
+            <w:pPr>
+              <w:spacing w:after="16" w:line="230"/>
+            </w:pPr>
+            <w:r>
+              <w:rPr>
+                <w:rFonts w:ascii="Consolas" w:cs="Consolas" w:eastAsia="Consolas" w:hAnsi="Consolas"/>
+                <w:color w:val="333333"/>
+                <w:sz w:val="15"/>
+                <w:szCs w:val="15"/>
+              </w:rPr>
+              <w:t xml:space="preserve">    difficult to detect.",</w:t>
+            </w:r>
+          </w:p>
+          <w:p>
+            <w:pPr>
+              <w:spacing w:after="16" w:line="230"/>
+            </w:pPr>
+            <w:r>
+              <w:rPr>
+                <w:rFonts w:ascii="Consolas" w:cs="Consolas" w:eastAsia="Consolas" w:hAnsi="Consolas"/>
+                <w:color w:val="333333"/>
+                <w:sz w:val="15"/>
+                <w:szCs w:val="15"/>
+              </w:rPr>
+              <w:t xml:space="preserve">  "source_url":</w:t>
+            </w:r>
+          </w:p>
+          <w:p>
+            <w:pPr>
+              <w:spacing w:after="16" w:line="230"/>
+            </w:pPr>
+            <w:r>
+              <w:rPr>
+                <w:rFonts w:ascii="Consolas" w:cs="Consolas" w:eastAsia="Consolas" w:hAnsi="Consolas"/>
+                <w:color w:val="333333"/>
+                <w:sz w:val="15"/>
+                <w:szCs w:val="15"/>
+              </w:rPr>
+              <w:t xml:space="preserve">    "capec.mitre.org/data/</w:t>
+            </w:r>
+          </w:p>
+          <w:p>
+            <w:pPr>
+              <w:spacing w:after="16" w:line="230"/>
+            </w:pPr>
+            <w:r>
+              <w:rPr>
+                <w:rFonts w:ascii="Consolas" w:cs="Consolas" w:eastAsia="Consolas" w:hAnsi="Consolas"/>
+                <w:color w:val="333333"/>
+                <w:sz w:val="15"/>
+                <w:szCs w:val="15"/>
+              </w:rPr>
+              <w:t xml:space="preserve">     definitions/488.html"</w:t>
+            </w:r>
+          </w:p>
+          <w:p>
+            <w:pPr>
+              <w:spacing w:after="16" w:line="230"/>
+            </w:pPr>
+            <w:r>
+              <w:rPr>
+                <w:rFonts w:ascii="Consolas" w:cs="Consolas" w:eastAsia="Consolas" w:hAnsi="Consolas"/>
+                <w:color w:val="333333"/>
+                <w:sz w:val="15"/>
+                <w:szCs w:val="15"/>
+              </w:rPr>
+              <w:t xml:space="preserve">}</w:t>
+            </w:r>
+          </w:p>
+        </w:tc>
+      </w:tr>
+    </w:tbl>
+    <w:p>
+      <w:pPr>
+        <w:spacing w:after="160" w:line="276"/>
+      </w:pPr>
+      <w:r>
+        <w:rPr>
+          <w:sz w:val="20"/>
+          <w:szCs w:val="20"/>
+        </w:rPr>
+        <w:t xml:space="preserve">Same checking process, but a different type of attack and a different entry, separately verified. The AI has to pick the right one out of the whole list every time — it's never just handed the answer.</w:t>
+      </w:r>
+    </w:p>
+    <w:p>
+      <w:pPr>
+        <w:pStyle w:val="Heading2"/>
+        <w:spacing w:after="100" w:before="200"/>
+      </w:pPr>
+      <w:r>
+        <w:rPr>
+          <w:b/>
+          <w:bCs/>
+          <w:color w:val="2E74B5"/>
+          <w:sz w:val="22"/>
+          <w:szCs w:val="22"/>
+        </w:rPr>
+        <w:t xml:space="preserve">Example 3 — Mirai botnet traffic (a CVE, not a CAPEC, example)</w:t>
+      </w:r>
+    </w:p>
+    <w:tbl>
+      <w:tblPr>
+        <w:tblW w:type="dxa" w:w="8700"/>
+        <w:tblBorders>
+          <w:top w:val="single" w:color="C9D6E3" w:sz="4"/>
+          <w:left w:val="single" w:color="C9D6E3" w:sz="4"/>
+          <w:bottom w:val="single" w:color="C9D6E3" w:sz="4"/>
+          <w:right w:val="single" w:color="C9D6E3" w:sz="4"/>
+          <w:insideH w:val="single" w:color="auto" w:sz="4"/>
+          <w:insideV w:val="single" w:color="C9D6E3" w:sz="4"/>
+        </w:tblBorders>
+      </w:tblPr>
+      <w:tblGrid>
+        <w:gridCol w:w="3400"/>
+        <w:gridCol w:w="5300"/>
+      </w:tblGrid>
+      <w:tr>
+        <w:tc>
+          <w:tcPr>
+            <w:tcW w:type="dxa" w:w="3400"/>
+            <w:shd w:fill="EAF1F8" w:val="clear"/>
+            <w:tcMar>
+              <w:top w:type="dxa" w:w="160"/>
+              <w:left w:type="dxa" w:w="120"/>
+              <w:bottom w:type="dxa" w:w="160"/>
+              <w:right w:type="dxa" w:w="120"/>
+            </w:tcMar>
+            <w:vAlign w:val="center"/>
+          </w:tcPr>
+          <w:p>
+            <w:pPr>
+              <w:jc w:val="center"/>
+            </w:pPr>
+            <w:r>
+              <w:drawing>
+                <wp:inline distT="0" distB="0" distL="0" distR="0">
+                  <wp:extent cx="1905000" cy="2181225"/>
+                  <wp:effectExtent t="0" r="0" b="0" l="0"/>
+                  <wp:docPr id="1" name="" descr="" title=""/>
+                  <wp:cNvGraphicFramePr>
+                    <a:graphicFrameLocks xmlns:a="http://schemas.openxmlformats.org/drawingml/2006/main" noChangeAspect="1"/>
+                  </wp:cNvGraphicFramePr>
+                  <a:graphic xmlns:a="http://schemas.openxmlformats.org/drawingml/2006/main">
+                    <a:graphicData uri="http://schemas.openxmlformats.org/drawingml/2006/picture">
+                      <pic:pic xmlns:pic="http://schemas.openxmlformats.org/drawingml/2006/picture">
+                        <pic:nvPicPr>
+                          <pic:cNvPr id="0" name="" descr=""/>
+                          <pic:cNvPicPr>
+                            <a:picLocks noChangeAspect="1" noChangeArrowheads="1"/>
+                          </pic:cNvPicPr>
+                        </pic:nvPicPr>
+                        <pic:blipFill>
+                          <a:blip r:embed="rId11" cstate="none"/>
                           <a:srcRect/>
                           <a:stretch>
                             <a:fillRect/>
